--- a/pr-preview/pr-231/random-variables.docx
+++ b/pr-preview/pr-231/random-variables.docx
@@ -15,7 +15,7 @@
         <w:pStyle w:val="Date"/>
       </w:pPr>
       <w:r>
-        <w:t xml:space="preserve">Last modified: 2026-10-20 11:40:43 (PDT)</w:t>
+        <w:t xml:space="preserve">Last modified: 2026-10-20 12:26:17 (PDT)</w:t>
       </w:r>
     </w:p>
     <w:bookmarkStart w:id="24" w:name="sec-random-variables"/>
@@ -4412,66 +4412,66 @@
                     </m:rPr>
                     <m:t>Pr</m:t>
                   </m:r>
-                </m:e>
-              </m:nary>
-              <m:r>
-                <m:t>​</m:t>
-              </m:r>
-              <m:d>
-                <m:dPr>
-                  <m:begChr m:val="("/>
-                  <m:sepChr m:val=""/>
-                  <m:endChr m:val=")"/>
-                  <m:grow/>
-                </m:dPr>
-                <m:e>
-                  <m:r>
-                    <m:t>U</m:t>
-                  </m:r>
-                  <m:r>
-                    <m:rPr>
-                      <m:sty m:val="p"/>
-                    </m:rPr>
-                    <m:t>=</m:t>
-                  </m:r>
-                  <m:r>
-                    <m:t>1</m:t>
-                  </m:r>
-                  <m:r>
-                    <m:rPr>
-                      <m:sty m:val="p"/>
-                    </m:rPr>
-                    <m:t>−</m:t>
-                  </m:r>
-                  <m:f>
-                    <m:fPr>
-                      <m:type m:val="lin"/>
-                    </m:fPr>
-                    <m:num>
+                  <m:r>
+                    <m:t>​</m:t>
+                  </m:r>
+                  <m:d>
+                    <m:dPr>
+                      <m:begChr m:val="("/>
+                      <m:sepChr m:val=""/>
+                      <m:endChr m:val=")"/>
+                      <m:grow/>
+                    </m:dPr>
+                    <m:e>
                       <m:r>
-                        <m:t>1</m:t>
-                      </m:r>
-                    </m:num>
-                    <m:den>
-                      <m:r>
-                        <m:t>t</m:t>
+                        <m:t>U</m:t>
                       </m:r>
                       <m:r>
                         <m:rPr>
                           <m:sty m:val="p"/>
                         </m:rPr>
-                        <m:t>+</m:t>
+                        <m:t>=</m:t>
                       </m:r>
                       <m:r>
-                        <m:t>2</m:t>
+                        <m:t>1</m:t>
                       </m:r>
-                    </m:den>
-                  </m:f>
+                      <m:r>
+                        <m:rPr>
+                          <m:sty m:val="p"/>
+                        </m:rPr>
+                        <m:t>−</m:t>
+                      </m:r>
+                      <m:f>
+                        <m:fPr>
+                          <m:type m:val="lin"/>
+                        </m:fPr>
+                        <m:num>
+                          <m:r>
+                            <m:t>1</m:t>
+                          </m:r>
+                        </m:num>
+                        <m:den>
+                          <m:r>
+                            <m:t>t</m:t>
+                          </m:r>
+                          <m:r>
+                            <m:rPr>
+                              <m:sty m:val="p"/>
+                            </m:rPr>
+                            <m:t>+</m:t>
+                          </m:r>
+                          <m:r>
+                            <m:t>2</m:t>
+                          </m:r>
+                        </m:den>
+                      </m:f>
+                    </m:e>
+                  </m:d>
+                  <m:r>
+                    <m:t>​</m:t>
+                  </m:r>
                 </m:e>
-              </m:d>
-              <m:r>
-                <m:t>​</m:t>
-              </m:r>
+              </m:nary>
               <m:r>
                 <m:t>&amp;</m:t>
               </m:r>
